--- a/public/Greencoat_Fire_Safety_Policy_Billesley_Ark_Mar2026.docx
+++ b/public/Greencoat_Fire_Safety_Policy_Billesley_Ark_Mar2026.docx
@@ -894,7 +894,7 @@
         <w:rPr>
           <w:rFonts w:ascii="Calibri" w:hAnsi="Calibri" w:cs="Calibri"/>
         </w:rPr>
-        <w:t xml:space="preserve">The deputy fire marshal is appointed to oversee this role when the designated fire marshal is absent. </w:t>
+        <w:t xml:space="preserve">The deputy fire marshal is the deputy manager for Billesley Ark, who oversees this role when Sunella Anjam is absent. </w:t>
       </w:r>
     </w:p>
     <w:p>
